--- a/thesis/build/thesis_full_supervisor_draft.docx
+++ b/thesis/build/thesis_full_supervisor_draft.docx
@@ -14080,40 +14080,40 @@
               <w:pStyle w:val="Compact"/>
             </w:pPr>
             <w:r>
-              <w:t xml:space="preserve">0.626</w:t>
-            </w:r>
-          </w:p>
-        </w:tc>
-        <w:tc>
-          <w:tcPr/>
-          <w:p>
-            <w:pPr>
-              <w:pStyle w:val="Compact"/>
-            </w:pPr>
-            <w:r>
-              <w:t xml:space="preserve">[0.469, 0.757]</w:t>
-            </w:r>
-          </w:p>
-        </w:tc>
-        <w:tc>
-          <w:tcPr/>
-          <w:p>
-            <w:pPr>
-              <w:pStyle w:val="Compact"/>
-            </w:pPr>
-            <w:r>
-              <w:t xml:space="preserve">0.595</w:t>
-            </w:r>
-          </w:p>
-        </w:tc>
-        <w:tc>
-          <w:tcPr/>
-          <w:p>
-            <w:pPr>
-              <w:pStyle w:val="Compact"/>
-            </w:pPr>
-            <w:r>
-              <w:t xml:space="preserve">−0.001</w:t>
+              <w:t xml:space="preserve">0.627</w:t>
+            </w:r>
+          </w:p>
+        </w:tc>
+        <w:tc>
+          <w:tcPr/>
+          <w:p>
+            <w:pPr>
+              <w:pStyle w:val="Compact"/>
+            </w:pPr>
+            <w:r>
+              <w:t xml:space="preserve">[0.470, 0.758]</w:t>
+            </w:r>
+          </w:p>
+        </w:tc>
+        <w:tc>
+          <w:tcPr/>
+          <w:p>
+            <w:pPr>
+              <w:pStyle w:val="Compact"/>
+            </w:pPr>
+            <w:r>
+              <w:t xml:space="preserve">0.596</w:t>
+            </w:r>
+          </w:p>
+        </w:tc>
+        <w:tc>
+          <w:tcPr/>
+          <w:p>
+            <w:pPr>
+              <w:pStyle w:val="Compact"/>
+            </w:pPr>
+            <w:r>
+              <w:t xml:space="preserve">+0.000</w:t>
             </w:r>
           </w:p>
         </w:tc>
@@ -14137,40 +14137,40 @@
               <w:pStyle w:val="Compact"/>
             </w:pPr>
             <w:r>
-              <w:t xml:space="preserve">0.624</w:t>
-            </w:r>
-          </w:p>
-        </w:tc>
-        <w:tc>
-          <w:tcPr/>
-          <w:p>
-            <w:pPr>
-              <w:pStyle w:val="Compact"/>
-            </w:pPr>
-            <w:r>
-              <w:t xml:space="preserve">[0.465, 0.753]</w:t>
-            </w:r>
-          </w:p>
-        </w:tc>
-        <w:tc>
-          <w:tcPr/>
-          <w:p>
-            <w:pPr>
-              <w:pStyle w:val="Compact"/>
-            </w:pPr>
-            <w:r>
-              <w:t xml:space="preserve">0.580</w:t>
-            </w:r>
-          </w:p>
-        </w:tc>
-        <w:tc>
-          <w:tcPr/>
-          <w:p>
-            <w:pPr>
-              <w:pStyle w:val="Compact"/>
-            </w:pPr>
-            <w:r>
-              <w:t xml:space="preserve">−0.003</w:t>
+              <w:t xml:space="preserve">0.629</w:t>
+            </w:r>
+          </w:p>
+        </w:tc>
+        <w:tc>
+          <w:tcPr/>
+          <w:p>
+            <w:pPr>
+              <w:pStyle w:val="Compact"/>
+            </w:pPr>
+            <w:r>
+              <w:t xml:space="preserve">[0.470, 0.758]</w:t>
+            </w:r>
+          </w:p>
+        </w:tc>
+        <w:tc>
+          <w:tcPr/>
+          <w:p>
+            <w:pPr>
+              <w:pStyle w:val="Compact"/>
+            </w:pPr>
+            <w:r>
+              <w:t xml:space="preserve">0.583</w:t>
+            </w:r>
+          </w:p>
+        </w:tc>
+        <w:tc>
+          <w:tcPr/>
+          <w:p>
+            <w:pPr>
+              <w:pStyle w:val="Compact"/>
+            </w:pPr>
+            <w:r>
+              <w:t xml:space="preserve">+0.002</w:t>
             </w:r>
           </w:p>
         </w:tc>
@@ -14194,40 +14194,40 @@
               <w:pStyle w:val="Compact"/>
             </w:pPr>
             <w:r>
-              <w:t xml:space="preserve">0.620</w:t>
-            </w:r>
-          </w:p>
-        </w:tc>
-        <w:tc>
-          <w:tcPr/>
-          <w:p>
-            <w:pPr>
-              <w:pStyle w:val="Compact"/>
-            </w:pPr>
-            <w:r>
-              <w:t xml:space="preserve">[0.452, 0.756]</w:t>
-            </w:r>
-          </w:p>
-        </w:tc>
-        <w:tc>
-          <w:tcPr/>
-          <w:p>
-            <w:pPr>
-              <w:pStyle w:val="Compact"/>
-            </w:pPr>
-            <w:r>
-              <w:t xml:space="preserve">0.572</w:t>
-            </w:r>
-          </w:p>
-        </w:tc>
-        <w:tc>
-          <w:tcPr/>
-          <w:p>
-            <w:pPr>
-              <w:pStyle w:val="Compact"/>
-            </w:pPr>
-            <w:r>
-              <w:t xml:space="preserve">−0.007</w:t>
+              <w:t xml:space="preserve">0.623</w:t>
+            </w:r>
+          </w:p>
+        </w:tc>
+        <w:tc>
+          <w:tcPr/>
+          <w:p>
+            <w:pPr>
+              <w:pStyle w:val="Compact"/>
+            </w:pPr>
+            <w:r>
+              <w:t xml:space="preserve">[0.452, 0.759]</w:t>
+            </w:r>
+          </w:p>
+        </w:tc>
+        <w:tc>
+          <w:tcPr/>
+          <w:p>
+            <w:pPr>
+              <w:pStyle w:val="Compact"/>
+            </w:pPr>
+            <w:r>
+              <w:t xml:space="preserve">0.573</w:t>
+            </w:r>
+          </w:p>
+        </w:tc>
+        <w:tc>
+          <w:tcPr/>
+          <w:p>
+            <w:pPr>
+              <w:pStyle w:val="Compact"/>
+            </w:pPr>
+            <w:r>
+              <w:t xml:space="preserve">−0.004</w:t>
             </w:r>
           </w:p>
         </w:tc>
@@ -14251,40 +14251,40 @@
               <w:pStyle w:val="Compact"/>
             </w:pPr>
             <w:r>
-              <w:t xml:space="preserve">0.619</w:t>
-            </w:r>
-          </w:p>
-        </w:tc>
-        <w:tc>
-          <w:tcPr/>
-          <w:p>
-            <w:pPr>
-              <w:pStyle w:val="Compact"/>
-            </w:pPr>
-            <w:r>
-              <w:t xml:space="preserve">[0.461, 0.751]</w:t>
-            </w:r>
-          </w:p>
-        </w:tc>
-        <w:tc>
-          <w:tcPr/>
-          <w:p>
-            <w:pPr>
-              <w:pStyle w:val="Compact"/>
-            </w:pPr>
-            <w:r>
-              <w:t xml:space="preserve">0.595</w:t>
-            </w:r>
-          </w:p>
-        </w:tc>
-        <w:tc>
-          <w:tcPr/>
-          <w:p>
-            <w:pPr>
-              <w:pStyle w:val="Compact"/>
-            </w:pPr>
-            <w:r>
-              <w:t xml:space="preserve">−0.008</w:t>
+              <w:t xml:space="preserve">0.621</w:t>
+            </w:r>
+          </w:p>
+        </w:tc>
+        <w:tc>
+          <w:tcPr/>
+          <w:p>
+            <w:pPr>
+              <w:pStyle w:val="Compact"/>
+            </w:pPr>
+            <w:r>
+              <w:t xml:space="preserve">[0.463, 0.755]</w:t>
+            </w:r>
+          </w:p>
+        </w:tc>
+        <w:tc>
+          <w:tcPr/>
+          <w:p>
+            <w:pPr>
+              <w:pStyle w:val="Compact"/>
+            </w:pPr>
+            <w:r>
+              <w:t xml:space="preserve">0.596</w:t>
+            </w:r>
+          </w:p>
+        </w:tc>
+        <w:tc>
+          <w:tcPr/>
+          <w:p>
+            <w:pPr>
+              <w:pStyle w:val="Compact"/>
+            </w:pPr>
+            <w:r>
+              <w:t xml:space="preserve">−0.006</w:t>
             </w:r>
           </w:p>
         </w:tc>
@@ -14308,40 +14308,40 @@
               <w:pStyle w:val="Compact"/>
             </w:pPr>
             <w:r>
-              <w:t xml:space="preserve">0.613</w:t>
-            </w:r>
-          </w:p>
-        </w:tc>
-        <w:tc>
-          <w:tcPr/>
-          <w:p>
-            <w:pPr>
-              <w:pStyle w:val="Compact"/>
-            </w:pPr>
-            <w:r>
-              <w:t xml:space="preserve">[0.459, 0.745]</w:t>
-            </w:r>
-          </w:p>
-        </w:tc>
-        <w:tc>
-          <w:tcPr/>
-          <w:p>
-            <w:pPr>
-              <w:pStyle w:val="Compact"/>
-            </w:pPr>
-            <w:r>
-              <w:t xml:space="preserve">0.577</w:t>
-            </w:r>
-          </w:p>
-        </w:tc>
-        <w:tc>
-          <w:tcPr/>
-          <w:p>
-            <w:pPr>
-              <w:pStyle w:val="Compact"/>
-            </w:pPr>
-            <w:r>
-              <w:t xml:space="preserve">−0.014</w:t>
+              <w:t xml:space="preserve">0.617</w:t>
+            </w:r>
+          </w:p>
+        </w:tc>
+        <w:tc>
+          <w:tcPr/>
+          <w:p>
+            <w:pPr>
+              <w:pStyle w:val="Compact"/>
+            </w:pPr>
+            <w:r>
+              <w:t xml:space="preserve">[0.461, 0.752]</w:t>
+            </w:r>
+          </w:p>
+        </w:tc>
+        <w:tc>
+          <w:tcPr/>
+          <w:p>
+            <w:pPr>
+              <w:pStyle w:val="Compact"/>
+            </w:pPr>
+            <w:r>
+              <w:t xml:space="preserve">0.578</w:t>
+            </w:r>
+          </w:p>
+        </w:tc>
+        <w:tc>
+          <w:tcPr/>
+          <w:p>
+            <w:pPr>
+              <w:pStyle w:val="Compact"/>
+            </w:pPr>
+            <w:r>
+              <w:t xml:space="preserve">−0.009</w:t>
             </w:r>
           </w:p>
         </w:tc>
@@ -14365,40 +14365,40 @@
               <w:pStyle w:val="Compact"/>
             </w:pPr>
             <w:r>
-              <w:t xml:space="preserve">0.604</w:t>
-            </w:r>
-          </w:p>
-        </w:tc>
-        <w:tc>
-          <w:tcPr/>
-          <w:p>
-            <w:pPr>
-              <w:pStyle w:val="Compact"/>
-            </w:pPr>
-            <w:r>
-              <w:t xml:space="preserve">[0.438, 0.745]</w:t>
-            </w:r>
-          </w:p>
-        </w:tc>
-        <w:tc>
-          <w:tcPr/>
-          <w:p>
-            <w:pPr>
-              <w:pStyle w:val="Compact"/>
-            </w:pPr>
-            <w:r>
-              <w:t xml:space="preserve">0.566</w:t>
-            </w:r>
-          </w:p>
-        </w:tc>
-        <w:tc>
-          <w:tcPr/>
-          <w:p>
-            <w:pPr>
-              <w:pStyle w:val="Compact"/>
-            </w:pPr>
-            <w:r>
-              <w:t xml:space="preserve">−0.023</w:t>
+              <w:t xml:space="preserve">0.605</w:t>
+            </w:r>
+          </w:p>
+        </w:tc>
+        <w:tc>
+          <w:tcPr/>
+          <w:p>
+            <w:pPr>
+              <w:pStyle w:val="Compact"/>
+            </w:pPr>
+            <w:r>
+              <w:t xml:space="preserve">[0.438, 0.746]</w:t>
+            </w:r>
+          </w:p>
+        </w:tc>
+        <w:tc>
+          <w:tcPr/>
+          <w:p>
+            <w:pPr>
+              <w:pStyle w:val="Compact"/>
+            </w:pPr>
+            <w:r>
+              <w:t xml:space="preserve">0.568</w:t>
+            </w:r>
+          </w:p>
+        </w:tc>
+        <w:tc>
+          <w:tcPr/>
+          <w:p>
+            <w:pPr>
+              <w:pStyle w:val="Compact"/>
+            </w:pPr>
+            <w:r>
+              <w:t xml:space="preserve">−0.022</w:t>
             </w:r>
           </w:p>
         </w:tc>
@@ -14422,18 +14422,18 @@
               <w:pStyle w:val="Compact"/>
             </w:pPr>
             <w:r>
-              <w:t xml:space="preserve">0.588</w:t>
-            </w:r>
-          </w:p>
-        </w:tc>
-        <w:tc>
-          <w:tcPr/>
-          <w:p>
-            <w:pPr>
-              <w:pStyle w:val="Compact"/>
-            </w:pPr>
-            <w:r>
-              <w:t xml:space="preserve">[0.415, 0.734]</w:t>
+              <w:t xml:space="preserve">0.590</w:t>
+            </w:r>
+          </w:p>
+        </w:tc>
+        <w:tc>
+          <w:tcPr/>
+          <w:p>
+            <w:pPr>
+              <w:pStyle w:val="Compact"/>
+            </w:pPr>
+            <w:r>
+              <w:t xml:space="preserve">[0.415, 0.735]</w:t>
             </w:r>
           </w:p>
         </w:tc>
@@ -14455,7 +14455,7 @@
               <w:pStyle w:val="Compact"/>
             </w:pPr>
             <w:r>
-              <w:t xml:space="preserve">−0.038</w:t>
+              <w:t xml:space="preserve">−0.036</w:t>
             </w:r>
           </w:p>
         </w:tc>
@@ -14476,10 +14476,25 @@
           <w:b/>
           <w:bCs/>
         </w:rPr>
-        <w:t xml:space="preserve">a controlled null with a small negative drift</w:t>
-      </w:r>
-      <w:r>
-        <w:t xml:space="preserve">: every single-feature variant agrees less well with the LLM-only baseline than v2 does, but every individual delta sits comfortably inside the ±0.15 half-width of the cluster-bootstrap confidence interval, so none of the single-feature differences is statistically distinguishable from zero on the available 100-pair evaluation set. The full-stack v3 configuration is the most-negative cell at</w:t>
+        <w:t xml:space="preserve">a controlled null with a small negative drift on the compound configuration</w:t>
+      </w:r>
+      <w:r>
+        <w:t xml:space="preserve">: the</w:t>
+      </w:r>
+      <w:r>
+        <w:t xml:space="preserve"> </w:t>
+      </w:r>
+      <w:r>
+        <w:rPr>
+          <w:rStyle w:val="VerbatimChar"/>
+        </w:rPr>
+        <w:t xml:space="preserve">v3-empty</w:t>
+      </w:r>
+      <w:r>
+        <w:t xml:space="preserve"> </w:t>
+      </w:r>
+      <w:r>
+        <w:t xml:space="preserve">cell — the v3 module with every Stage H feature disabled — reproduces the v2 baseline</w:t>
       </w:r>
       <w:r>
         <w:t xml:space="preserve"> </w:t>
@@ -14489,28 +14504,29 @@
           <w:i/>
           <w:iCs/>
         </w:rPr>
+        <w:t xml:space="preserve">exactly</w:t>
+      </w:r>
+      <w:r>
+        <w:t xml:space="preserve"> </w:t>
+      </w:r>
+      <w:r>
+        <w:t xml:space="preserve">to three decimal places (Δ = +0.000), validating that the v3 module degrades to the v2 reference correctly and that the deltas elsewhere are not module-implementation artefacts. The single-feature deltas span +0.002 (n-gram phrase matching) to −0.022 (cross-axis coherence checks) — every one of them comfortably inside the ±0.15 half-width of the cluster-bootstrap confidence interval, so none is statistically distinguishable from zero on the available 100-pair evaluation set. The full-stack v3 configuration sits at</w:t>
+      </w:r>
+      <w:r>
+        <w:t xml:space="preserve"> </w:t>
+      </w:r>
+      <w:r>
+        <w:rPr>
+          <w:i/>
+          <w:iCs/>
+        </w:rPr>
         <w:t xml:space="preserve">r</w:t>
       </w:r>
       <w:r>
         <w:t xml:space="preserve"> </w:t>
       </w:r>
       <w:r>
-        <w:t xml:space="preserve">= 0.588 (Δ = −0.038), still inside the bootstrap CI half-width but suggestive that the small false-positive contributions of the five enhancements compound rather than cancel. The</w:t>
-      </w:r>
-      <w:r>
-        <w:t xml:space="preserve"> </w:t>
-      </w:r>
-      <w:r>
-        <w:rPr>
-          <w:rStyle w:val="VerbatimChar"/>
-        </w:rPr>
-        <w:t xml:space="preserve">v3-empty</w:t>
-      </w:r>
-      <w:r>
-        <w:t xml:space="preserve"> </w:t>
-      </w:r>
-      <w:r>
-        <w:t xml:space="preserve">cell — the v3 module with every Stage H feature disabled — reproduces the v2 baseline to three decimal places (0.626 vs 0.627), confirming that the v3 module degrades to the v2 reference correctly when no enhancements are active and that the negative deltas elsewhere are not module-implementation artefacts. Two readings of this null are consistent with the construction of the evaluation set and with the post-hoc decomposition of Section 4.3.1’:</w:t>
+        <w:t xml:space="preserve">= 0.590 (Δ = −0.036), still inside the bootstrap CI half-width but suggestive that the small false-positive contributions of the five enhancements compound rather than cancel when stacked. Two readings of this null are consistent with the construction of the evaluation set and with the post-hoc decomposition of Section 4.3.1’:</w:t>
       </w:r>
     </w:p>
     <w:p>
@@ -15468,7 +15484,7 @@
         <w:t xml:space="preserve"> </w:t>
       </w:r>
       <w:r>
-        <w:t xml:space="preserve">ablation module alongside four other classical-IR enhancements (STAR-format detection, cross-axis coherence, n-gram phrase matching, and a 107 → 354 ESCO taxonomy expansion), and the per-variant Pearson correlation against the post-hoc-recovered LLM-only baseline was measured for each. The result is a controlled null with a small negative drift: every variant agrees less well with the LLM-only baseline than v2 does, with deltas spanning −0.001 to −0.038 — none of them statistically distinguishable from zero given the ±0.15 half-width of the cluster-bootstrap CI on the 100-pair set — and the SBERT-only variant in particular sits at</w:t>
+        <w:t xml:space="preserve">ablation module alongside four other classical-IR enhancements (STAR-format detection, cross-axis coherence, n-gram phrase matching, and a 107 → 354 ESCO taxonomy expansion), and the per-variant Pearson correlation against the post-hoc-recovered LLM-only baseline was measured for each. The result is a controlled null with a small drift across single-feature variants: deltas span +0.002 (n-gram phrase matching) to −0.022 (cross-axis coherence) — none of them statistically distinguishable from zero given the ±0.15 half-width of the cluster-bootstrap CI on the 100-pair set — and the SBERT-only variant in particular sits at</w:t>
       </w:r>
       <w:r>
         <w:t xml:space="preserve"> </w:t>
@@ -15484,7 +15500,7 @@
         <w:t xml:space="preserve"> </w:t>
       </w:r>
       <w:r>
-        <w:t xml:space="preserve">= 0.620 (Δ = −0.007 vs the</w:t>
+        <w:t xml:space="preserve">= 0.623 (Δ = −0.004 vs the</w:t>
       </w:r>
       <w:r>
         <w:t xml:space="preserve"> </w:t>
@@ -15716,7 +15732,7 @@
         <w:t xml:space="preserve"> </w:t>
       </w:r>
       <w:r>
-        <w:t xml:space="preserve">= 0.620 (Δ = −0.007) and the full-stack v3 configuration at</w:t>
+        <w:t xml:space="preserve">= 0.623 (Δ = −0.004) and the full-stack v3 configuration at</w:t>
       </w:r>
       <w:r>
         <w:t xml:space="preserve"> </w:t>
@@ -15732,7 +15748,7 @@
         <w:t xml:space="preserve"> </w:t>
       </w:r>
       <w:r>
-        <w:t xml:space="preserve">= 0.588 (Δ = −0.038), all comfortably inside the ±0.15 half-width of the cluster-bootstrap noise band on the 100-pair set. The case for promoting the SBERT tier from an ablation cell to a deployed component therefore rests on a different evaluation surface than the comparative-study benchmark of Chapter 4 — likely a real-world resume and job-description corpus with prose-quality variation that the synthetic templates suppress. The retrieval-augmented blended mode is the most product-relevant of the three because the most consistent informal feedback on the deployed system has been a request for source attribution behind the recommendations. The Polish-language extension is the most regionally concrete one and would benefit from a native-Polish collaborator rather than from a single-author execution. Which of the three becomes the next deliverable depends on whether the project continues as a personal study, transitions into a paid product, or feeds into a future Master’s-level extension.</w:t>
+        <w:t xml:space="preserve">= 0.590 (Δ = −0.036), all comfortably inside the ±0.15 half-width of the cluster-bootstrap noise band on the 100-pair set. The case for promoting the SBERT tier from an ablation cell to a deployed component therefore rests on a different evaluation surface than the comparative-study benchmark of Chapter 4 — likely a real-world resume and job-description corpus with prose-quality variation that the synthetic templates suppress. The retrieval-augmented blended mode is the most product-relevant of the three because the most consistent informal feedback on the deployed system has been a request for source attribution behind the recommendations. The Polish-language extension is the most regionally concrete one and would benefit from a native-Polish collaborator rather than from a single-author execution. Which of the three becomes the next deliverable depends on whether the project continues as a personal study, transitions into a paid product, or feeds into a future Master’s-level extension.</w:t>
       </w:r>
     </w:p>
     <w:p>
